--- a/lab1/Lab1_CereteuMaxim_FAF-243.docx
+++ b/lab1/Lab1_CereteuMaxim_FAF-243.docx
@@ -297,7 +297,7 @@
         <w:t>riscv64-linux-gnu-gcc</w:t>
       </w:r>
       <w:r>
-        <w:t xml:space="preserve"> 15.2 și emulatorul QEMU 10.2. Ieșirea din terminal a fost salvată automat de scriptul </w:t>
+        <w:t xml:space="preserve"> 15.2 și emulatorul QEMU 10.2. Comenzile au fost rulate de scriptul </w:t>
       </w:r>
       <w:r>
         <w:rPr>
@@ -307,7 +307,27 @@
         <w:t>tools/capture.sh</w:t>
       </w:r>
       <w:r>
-        <w:t xml:space="preserve"> din depozit, iar figurile de mai jos reproduc exact acele fișiere (</w:t>
+        <w:t xml:space="preserve"> din depozit într-o fereastră Windows Terminal cu profilul Ubuntu; la sfârșitul fiecărei părți scriptul </w:t>
+      </w:r>
+      <w:r>
+        <w:rPr>
+          <w:rFonts w:ascii="Consolas" w:hAnsi="Consolas"/>
+          <w:sz w:val="21"/>
+        </w:rPr>
+        <w:t>tools/shot.ps1</w:t>
+      </w:r>
+      <w:r>
+        <w:t xml:space="preserve"> a făcut o captură de ecran a ferestrei (</w:t>
+      </w:r>
+      <w:r>
+        <w:rPr>
+          <w:rFonts w:ascii="Consolas" w:hAnsi="Consolas"/>
+          <w:sz w:val="21"/>
+        </w:rPr>
+        <w:t>labN/output/*.png</w:t>
+      </w:r>
+      <w:r>
+        <w:t xml:space="preserve">), iar textul afișat a fost salvat și în </w:t>
       </w:r>
       <w:r>
         <w:rPr>
@@ -317,85 +337,50 @@
         <w:t>labN/output/*.txt</w:t>
       </w:r>
       <w:r>
-        <w:t>).</w:t>
+        <w:t>. Figurile de mai jos sunt aceste capturi de ecran.</w:t>
       </w:r>
     </w:p>
-    <w:tbl>
-      <w:tblPr>
-        <w:tblW w:type="auto" w:w="0"/>
+    <w:p>
+      <w:pPr>
+        <w:keepNext/>
+        <w:spacing w:after="0"/>
         <w:jc w:val="center"/>
-        <w:tblLook w:firstColumn="1" w:firstRow="1" w:lastColumn="0" w:lastRow="0" w:noHBand="0" w:noVBand="1" w:val="04A0"/>
-      </w:tblPr>
-      <w:tblGrid>
-        <w:gridCol w:w="9639"/>
-      </w:tblGrid>
-      <w:tr>
-        <w:tc>
-          <w:tcPr>
-            <w:tcW w:type="dxa" w:w="9639"/>
-            <w:shd w:val="clear" w:color="auto" w:fill="1E1E1E"/>
-          </w:tcPr>
-          <w:p>
-            <w:pPr>
-              <w:spacing w:after="0" w:line="240" w:lineRule="auto"/>
-            </w:pPr>
-            <w:r>
-              <w:rPr>
-                <w:rFonts w:ascii="Consolas" w:hAnsi="Consolas"/>
-                <w:color w:val="8AE234"/>
-                <w:sz w:val="17"/>
-              </w:rPr>
-              <w:t>maxim@MaxCrt:~$ echo "user: $(whoami)   host: $(hostname)"</w:t>
-              <w:br/>
-            </w:r>
-            <w:r>
-              <w:rPr>
-                <w:rFonts w:ascii="Consolas" w:hAnsi="Consolas"/>
-                <w:color w:val="EEEEEE"/>
-                <w:sz w:val="17"/>
-              </w:rPr>
-              <w:t>user: maxim   host: MaxCrt</w:t>
-              <w:br/>
-            </w:r>
-            <w:r>
-              <w:rPr>
-                <w:rFonts w:ascii="Consolas" w:hAnsi="Consolas"/>
-                <w:color w:val="8AE234"/>
-                <w:sz w:val="17"/>
-              </w:rPr>
-              <w:t>maxim@MaxCrt:~$ uname -srm</w:t>
-              <w:br/>
-            </w:r>
-            <w:r>
-              <w:rPr>
-                <w:rFonts w:ascii="Consolas" w:hAnsi="Consolas"/>
-                <w:color w:val="EEEEEE"/>
-                <w:sz w:val="17"/>
-              </w:rPr>
-              <w:t>Linux 6.18.54.1-microsoft-standard-WSL2 x86_64</w:t>
-              <w:br/>
-            </w:r>
-            <w:r>
-              <w:rPr>
-                <w:rFonts w:ascii="Consolas" w:hAnsi="Consolas"/>
-                <w:color w:val="8AE234"/>
-                <w:sz w:val="17"/>
-              </w:rPr>
-              <w:t>maxim@MaxCrt:~$ uptime -p</w:t>
-              <w:br/>
-            </w:r>
-            <w:r>
-              <w:rPr>
-                <w:rFonts w:ascii="Consolas" w:hAnsi="Consolas"/>
-                <w:color w:val="EEEEEE"/>
-                <w:sz w:val="17"/>
-              </w:rPr>
-              <w:t>up 6 minutes</w:t>
-            </w:r>
-          </w:p>
-        </w:tc>
-      </w:tr>
-    </w:tbl>
+      </w:pPr>
+      <w:r>
+        <w:drawing>
+          <wp:inline xmlns:a="http://schemas.openxmlformats.org/drawingml/2006/main" xmlns:pic="http://schemas.openxmlformats.org/drawingml/2006/picture">
+            <wp:extent cx="5837142" cy="1141714"/>
+            <wp:docPr id="2" name="Picture 2"/>
+            <wp:cNvGraphicFramePr>
+              <a:graphicFrameLocks noChangeAspect="1"/>
+            </wp:cNvGraphicFramePr>
+            <a:graphic>
+              <a:graphicData uri="http://schemas.openxmlformats.org/drawingml/2006/picture">
+                <pic:pic>
+                  <pic:nvPicPr>
+                    <pic:cNvPr id="0" name="image.png"/>
+                    <pic:cNvPicPr/>
+                  </pic:nvPicPr>
+                  <pic:blipFill>
+                    <a:blip r:embed="rId10"/>
+                    <a:stretch>
+                      <a:fillRect/>
+                    </a:stretch>
+                  </pic:blipFill>
+                  <pic:spPr>
+                    <a:xfrm>
+                      <a:off x="0" y="0"/>
+                      <a:ext cx="5837142" cy="1141714"/>
+                    </a:xfrm>
+                    <a:prstGeom prst="rect"/>
+                  </pic:spPr>
+                </pic:pic>
+              </a:graphicData>
+            </a:graphic>
+          </wp:inline>
+        </w:drawing>
+      </w:r>
+    </w:p>
     <w:p>
       <w:pPr>
         <w:spacing w:before="60" w:after="200"/>
@@ -475,172 +460,47 @@
         <w:t>.</w:t>
       </w:r>
     </w:p>
-    <w:tbl>
-      <w:tblPr>
-        <w:tblW w:type="auto" w:w="0"/>
+    <w:p>
+      <w:pPr>
+        <w:keepNext/>
+        <w:spacing w:after="0"/>
         <w:jc w:val="center"/>
-        <w:tblLook w:firstColumn="1" w:firstRow="1" w:lastColumn="0" w:lastRow="0" w:noHBand="0" w:noVBand="1" w:val="04A0"/>
-      </w:tblPr>
-      <w:tblGrid>
-        <w:gridCol w:w="9639"/>
-      </w:tblGrid>
-      <w:tr>
-        <w:tc>
-          <w:tcPr>
-            <w:tcW w:type="dxa" w:w="9639"/>
-            <w:shd w:val="clear" w:color="auto" w:fill="1E1E1E"/>
-          </w:tcPr>
-          <w:p>
-            <w:pPr>
-              <w:spacing w:after="0" w:line="240" w:lineRule="auto"/>
-            </w:pPr>
-            <w:r>
-              <w:rPr>
-                <w:rFonts w:ascii="Consolas" w:hAnsi="Consolas"/>
-                <w:color w:val="8AE234"/>
-                <w:sz w:val="17"/>
-              </w:rPr>
-              <w:t>maxim@MaxCrt:~$ rm -rf "$WORK" &amp;&amp; mkdir -p "$WORK/demo" &amp;&amp; cd "$WORK/demo" || exit 1</w:t>
-              <w:br/>
-            </w:r>
-            <w:r>
-              <w:rPr>
-                <w:rFonts w:ascii="Consolas" w:hAnsi="Consolas"/>
-                <w:color w:val="8AE234"/>
-                <w:sz w:val="17"/>
-              </w:rPr>
-              <w:t>maxim@MaxCrt:~/os-lab1/demo$ echo "hello operating systems" &gt; note.txt</w:t>
-              <w:br/>
-            </w:r>
-            <w:r>
-              <w:rPr>
-                <w:rFonts w:ascii="Consolas" w:hAnsi="Consolas"/>
-                <w:color w:val="8AE234"/>
-                <w:sz w:val="17"/>
-              </w:rPr>
-              <w:t>maxim@MaxCrt:~/os-lab1/demo$ cp note.txt copy.txt</w:t>
-              <w:br/>
-            </w:r>
-            <w:r>
-              <w:rPr>
-                <w:rFonts w:ascii="Consolas" w:hAnsi="Consolas"/>
-                <w:color w:val="8AE234"/>
-                <w:sz w:val="17"/>
-              </w:rPr>
-              <w:t>maxim@MaxCrt:~/os-lab1/demo$ mv copy.txt renamed.txt</w:t>
-              <w:br/>
-            </w:r>
-            <w:r>
-              <w:rPr>
-                <w:rFonts w:ascii="Consolas" w:hAnsi="Consolas"/>
-                <w:color w:val="8AE234"/>
-                <w:sz w:val="17"/>
-              </w:rPr>
-              <w:t>maxim@MaxCrt:~/os-lab1/demo$ ls -l</w:t>
-              <w:br/>
-            </w:r>
-            <w:r>
-              <w:rPr>
-                <w:rFonts w:ascii="Consolas" w:hAnsi="Consolas"/>
-                <w:color w:val="EEEEEE"/>
-                <w:sz w:val="17"/>
-              </w:rPr>
-              <w:t>total 8</w:t>
-              <w:br/>
-            </w:r>
-            <w:r>
-              <w:rPr>
-                <w:rFonts w:ascii="Consolas" w:hAnsi="Consolas"/>
-                <w:color w:val="EEEEEE"/>
-                <w:sz w:val="17"/>
-              </w:rPr>
-              <w:t>-rw-r--r-- 1 maxim maxim 24 Oct 26 10:25 note.txt</w:t>
-              <w:br/>
-            </w:r>
-            <w:r>
-              <w:rPr>
-                <w:rFonts w:ascii="Consolas" w:hAnsi="Consolas"/>
-                <w:color w:val="EEEEEE"/>
-                <w:sz w:val="17"/>
-              </w:rPr>
-              <w:t>-rw-r--r-- 1 maxim maxim 24 Oct 26 10:25 renamed.txt</w:t>
-              <w:br/>
-            </w:r>
-            <w:r>
-              <w:rPr>
-                <w:rFonts w:ascii="Consolas" w:hAnsi="Consolas"/>
-                <w:color w:val="8AE234"/>
-                <w:sz w:val="17"/>
-              </w:rPr>
-              <w:t>maxim@MaxCrt:~/os-lab1/demo$ chmod 600 note.txt</w:t>
-              <w:br/>
-            </w:r>
-            <w:r>
-              <w:rPr>
-                <w:rFonts w:ascii="Consolas" w:hAnsi="Consolas"/>
-                <w:color w:val="8AE234"/>
-                <w:sz w:val="17"/>
-              </w:rPr>
-              <w:t>maxim@MaxCrt:~/os-lab1/demo$ ls -l note.txt</w:t>
-              <w:br/>
-            </w:r>
-            <w:r>
-              <w:rPr>
-                <w:rFonts w:ascii="Consolas" w:hAnsi="Consolas"/>
-                <w:color w:val="EEEEEE"/>
-                <w:sz w:val="17"/>
-              </w:rPr>
-              <w:t>-rw------- 1 maxim maxim 24 Oct 26 10:25 note.txt</w:t>
-              <w:br/>
-            </w:r>
-            <w:r>
-              <w:rPr>
-                <w:rFonts w:ascii="Consolas" w:hAnsi="Consolas"/>
-                <w:color w:val="8AE234"/>
-                <w:sz w:val="17"/>
-              </w:rPr>
-              <w:t>maxim@MaxCrt:~/os-lab1/demo$ ls -ld /etc /dev /home /usr</w:t>
-              <w:br/>
-            </w:r>
-            <w:r>
-              <w:rPr>
-                <w:rFonts w:ascii="Consolas" w:hAnsi="Consolas"/>
-                <w:color w:val="EEEEEE"/>
-                <w:sz w:val="17"/>
-              </w:rPr>
-              <w:t>drwxr-xr-x 15 root root 3800 Oct 26 10:18 /dev</w:t>
-              <w:br/>
-            </w:r>
-            <w:r>
-              <w:rPr>
-                <w:rFonts w:ascii="Consolas" w:hAnsi="Consolas"/>
-                <w:color w:val="EEEEEE"/>
-                <w:sz w:val="17"/>
-              </w:rPr>
-              <w:t>drwxr-xr-x 92 root root 4096 Oct 26 10:25 /etc</w:t>
-              <w:br/>
-            </w:r>
-            <w:r>
-              <w:rPr>
-                <w:rFonts w:ascii="Consolas" w:hAnsi="Consolas"/>
-                <w:color w:val="EEEEEE"/>
-                <w:sz w:val="17"/>
-              </w:rPr>
-              <w:t>drwxr-xr-x  3 root root 4096 Oct 26 10:18 /home</w:t>
-              <w:br/>
-            </w:r>
-            <w:r>
-              <w:rPr>
-                <w:rFonts w:ascii="Consolas" w:hAnsi="Consolas"/>
-                <w:color w:val="EEEEEE"/>
-                <w:sz w:val="17"/>
-              </w:rPr>
-              <w:t>drwxr-xr-x 13 root root 4096 Oct 26 10:18 /usr</w:t>
-            </w:r>
-          </w:p>
-        </w:tc>
-      </w:tr>
-    </w:tbl>
+      </w:pPr>
+      <w:r>
+        <w:drawing>
+          <wp:inline xmlns:a="http://schemas.openxmlformats.org/drawingml/2006/main" xmlns:pic="http://schemas.openxmlformats.org/drawingml/2006/picture">
+            <wp:extent cx="5837142" cy="2170285"/>
+            <wp:docPr id="3" name="Picture 3"/>
+            <wp:cNvGraphicFramePr>
+              <a:graphicFrameLocks noChangeAspect="1"/>
+            </wp:cNvGraphicFramePr>
+            <a:graphic>
+              <a:graphicData uri="http://schemas.openxmlformats.org/drawingml/2006/picture">
+                <pic:pic>
+                  <pic:nvPicPr>
+                    <pic:cNvPr id="0" name="image.png"/>
+                    <pic:cNvPicPr/>
+                  </pic:nvPicPr>
+                  <pic:blipFill>
+                    <a:blip r:embed="rId11"/>
+                    <a:stretch>
+                      <a:fillRect/>
+                    </a:stretch>
+                  </pic:blipFill>
+                  <pic:spPr>
+                    <a:xfrm>
+                      <a:off x="0" y="0"/>
+                      <a:ext cx="5837142" cy="2170285"/>
+                    </a:xfrm>
+                    <a:prstGeom prst="rect"/>
+                  </pic:spPr>
+                </pic:pic>
+              </a:graphicData>
+            </a:graphic>
+          </wp:inline>
+        </w:drawing>
+      </w:r>
+    </w:p>
     <w:p>
       <w:pPr>
         <w:spacing w:before="60" w:after="200"/>
@@ -868,7 +728,7 @@
         <w:t>/etc</w:t>
       </w:r>
       <w:r>
-        <w:t xml:space="preserve"> păstrează configurația sistemului (conturi, rețea, servicii); pe această mașină are 92 de legături, adică 90 de subdirectoare (fiecare are o intrare </w:t>
+        <w:t xml:space="preserve"> păstrează configurația sistemului (conturi, rețea, servicii); pe această mașină are 93 de legături, adică 91 de subdirectoare (fiecare are o intrare </w:t>
       </w:r>
       <w:r>
         <w:rPr>
@@ -968,199 +828,47 @@
         <w:t>.</w:t>
       </w:r>
     </w:p>
-    <w:tbl>
-      <w:tblPr>
-        <w:tblW w:type="auto" w:w="0"/>
+    <w:p>
+      <w:pPr>
+        <w:keepNext/>
+        <w:spacing w:after="0"/>
         <w:jc w:val="center"/>
-        <w:tblLook w:firstColumn="1" w:firstRow="1" w:lastColumn="0" w:lastRow="0" w:noHBand="0" w:noVBand="1" w:val="04A0"/>
-      </w:tblPr>
-      <w:tblGrid>
-        <w:gridCol w:w="9639"/>
-      </w:tblGrid>
-      <w:tr>
-        <w:tc>
-          <w:tcPr>
-            <w:tcW w:type="dxa" w:w="9639"/>
-            <w:shd w:val="clear" w:color="auto" w:fill="1E1E1E"/>
-          </w:tcPr>
-          <w:p>
-            <w:pPr>
-              <w:spacing w:after="0" w:line="240" w:lineRule="auto"/>
-            </w:pPr>
-            <w:r>
-              <w:rPr>
-                <w:rFonts w:ascii="Consolas" w:hAnsi="Consolas"/>
-                <w:color w:val="8AE234"/>
-                <w:sz w:val="17"/>
-              </w:rPr>
-              <w:t>maxim@MaxCrt:~/os-lab1/demo$ ps -o pid,ppid,user,comm -p 1</w:t>
-              <w:br/>
-            </w:r>
-            <w:r>
-              <w:rPr>
-                <w:rFonts w:ascii="Consolas" w:hAnsi="Consolas"/>
-                <w:color w:val="EEEEEE"/>
-                <w:sz w:val="17"/>
-              </w:rPr>
-              <w:t xml:space="preserve">    PID    PPID USER     COMMAND</w:t>
-              <w:br/>
-            </w:r>
-            <w:r>
-              <w:rPr>
-                <w:rFonts w:ascii="Consolas" w:hAnsi="Consolas"/>
-                <w:color w:val="EEEEEE"/>
-                <w:sz w:val="17"/>
-              </w:rPr>
-              <w:t xml:space="preserve">      1       0 root     init(Ubuntu)</w:t>
-              <w:br/>
-            </w:r>
-            <w:r>
-              <w:rPr>
-                <w:rFonts w:ascii="Consolas" w:hAnsi="Consolas"/>
-                <w:color w:val="8AE234"/>
-                <w:sz w:val="17"/>
-              </w:rPr>
-              <w:t>maxim@MaxCrt:~/os-lab1/demo$ ls -l /sbin/init</w:t>
-              <w:br/>
-            </w:r>
-            <w:r>
-              <w:rPr>
-                <w:rFonts w:ascii="Consolas" w:hAnsi="Consolas"/>
-                <w:color w:val="EEEEEE"/>
-                <w:sz w:val="17"/>
-              </w:rPr>
-              <w:t>lrwxrwxrwx 1 root root 22 Jul 27 23:44 /sbin/init -&gt; ../lib/systemd/systemd</w:t>
-              <w:br/>
-            </w:r>
-            <w:r>
-              <w:rPr>
-                <w:rFonts w:ascii="Consolas" w:hAnsi="Consolas"/>
-                <w:color w:val="8AE234"/>
-                <w:sz w:val="17"/>
-              </w:rPr>
-              <w:t>maxim@MaxCrt:~/os-lab1/demo$ echo "processes right now: $(ps -e --no-headers | wc -l)"</w:t>
-              <w:br/>
-            </w:r>
-            <w:r>
-              <w:rPr>
-                <w:rFonts w:ascii="Consolas" w:hAnsi="Consolas"/>
-                <w:color w:val="EEEEEE"/>
-                <w:sz w:val="17"/>
-              </w:rPr>
-              <w:t>processes right now: 10</w:t>
-              <w:br/>
-            </w:r>
-            <w:r>
-              <w:rPr>
-                <w:rFonts w:ascii="Consolas" w:hAnsi="Consolas"/>
-                <w:color w:val="8AE234"/>
-                <w:sz w:val="17"/>
-              </w:rPr>
-              <w:t>maxim@MaxCrt:~/os-lab1/demo$ sleep 300 &amp;</w:t>
-              <w:br/>
-            </w:r>
-            <w:r>
-              <w:rPr>
-                <w:rFonts w:ascii="Consolas" w:hAnsi="Consolas"/>
-                <w:color w:val="8AE234"/>
-                <w:sz w:val="17"/>
-              </w:rPr>
-              <w:t>maxim@MaxCrt:~/os-lab1/demo$ SPID=$!</w:t>
-              <w:br/>
-            </w:r>
-            <w:r>
-              <w:rPr>
-                <w:rFonts w:ascii="Consolas" w:hAnsi="Consolas"/>
-                <w:color w:val="8AE234"/>
-                <w:sz w:val="17"/>
-              </w:rPr>
-              <w:t>maxim@MaxCrt:~/os-lab1/demo$ grep -E '^(Name|State|PPid)' /proc/$SPID/status</w:t>
-              <w:br/>
-            </w:r>
-            <w:r>
-              <w:rPr>
-                <w:rFonts w:ascii="Consolas" w:hAnsi="Consolas"/>
-                <w:color w:val="EEEEEE"/>
-                <w:sz w:val="17"/>
-              </w:rPr>
-              <w:t>Name:   sleep</w:t>
-              <w:br/>
-            </w:r>
-            <w:r>
-              <w:rPr>
-                <w:rFonts w:ascii="Consolas" w:hAnsi="Consolas"/>
-                <w:color w:val="EEEEEE"/>
-                <w:sz w:val="17"/>
-              </w:rPr>
-              <w:t>State:  S (sleeping)</w:t>
-              <w:br/>
-            </w:r>
-            <w:r>
-              <w:rPr>
-                <w:rFonts w:ascii="Consolas" w:hAnsi="Consolas"/>
-                <w:color w:val="EEEEEE"/>
-                <w:sz w:val="17"/>
-              </w:rPr>
-              <w:t>PPid:   79</w:t>
-              <w:br/>
-            </w:r>
-            <w:r>
-              <w:rPr>
-                <w:rFonts w:ascii="Consolas" w:hAnsi="Consolas"/>
-                <w:color w:val="8AE234"/>
-                <w:sz w:val="17"/>
-              </w:rPr>
-              <w:t>maxim@MaxCrt:~/os-lab1/demo$ top -b -n 1 | head -n 5</w:t>
-              <w:br/>
-            </w:r>
-            <w:r>
-              <w:rPr>
-                <w:rFonts w:ascii="Consolas" w:hAnsi="Consolas"/>
-                <w:color w:val="EEEEEE"/>
-                <w:sz w:val="17"/>
-              </w:rPr>
-              <w:t>top - 10:25:29 up 6 min,  0 users,  load average: 0.00, 0.03, 0.01</w:t>
-              <w:br/>
-            </w:r>
-            <w:r>
-              <w:rPr>
-                <w:rFonts w:ascii="Consolas" w:hAnsi="Consolas"/>
-                <w:color w:val="EEEEEE"/>
-                <w:sz w:val="17"/>
-              </w:rPr>
-              <w:t>Tasks:  10 total,   1 running,   9 sleeping,   0 stopped,   0 zombie</w:t>
-              <w:br/>
-            </w:r>
-            <w:r>
-              <w:rPr>
-                <w:rFonts w:ascii="Consolas" w:hAnsi="Consolas"/>
-                <w:color w:val="EEEEEE"/>
-                <w:sz w:val="17"/>
-              </w:rPr>
-              <w:t xml:space="preserve">%Cpu(s):  0.0 us,  0.8 sy,  0.0 ni, 98.4 id,  0.8 wa,  0.0 hi,  0.0 si,  0.0 st </w:t>
-              <w:br/>
-            </w:r>
-            <w:r>
-              <w:rPr>
-                <w:rFonts w:ascii="Consolas" w:hAnsi="Consolas"/>
-                <w:color w:val="EEEEEE"/>
-                <w:sz w:val="17"/>
-              </w:rPr>
-              <w:t xml:space="preserve">MiB Mem :  15538.8 total,  15030.2 free,    562.3 used,    137.0 buff/cache     </w:t>
-              <w:br/>
-            </w:r>
-            <w:r>
-              <w:rPr>
-                <w:rFonts w:ascii="Consolas" w:hAnsi="Consolas"/>
-                <w:color w:val="EEEEEE"/>
-                <w:sz w:val="17"/>
-              </w:rPr>
-              <w:t xml:space="preserve">MiB Swap:   4096.0 total,   4096.0 free,      0.0 used.  14976.5 avail Mem </w:t>
-            </w:r>
-          </w:p>
-        </w:tc>
-      </w:tr>
-    </w:tbl>
+      </w:pPr>
+      <w:r>
+        <w:drawing>
+          <wp:inline xmlns:a="http://schemas.openxmlformats.org/drawingml/2006/main" xmlns:pic="http://schemas.openxmlformats.org/drawingml/2006/picture">
+            <wp:extent cx="5837142" cy="2478857"/>
+            <wp:docPr id="4" name="Picture 4"/>
+            <wp:cNvGraphicFramePr>
+              <a:graphicFrameLocks noChangeAspect="1"/>
+            </wp:cNvGraphicFramePr>
+            <a:graphic>
+              <a:graphicData uri="http://schemas.openxmlformats.org/drawingml/2006/picture">
+                <pic:pic>
+                  <pic:nvPicPr>
+                    <pic:cNvPr id="0" name="image.png"/>
+                    <pic:cNvPicPr/>
+                  </pic:nvPicPr>
+                  <pic:blipFill>
+                    <a:blip r:embed="rId12"/>
+                    <a:stretch>
+                      <a:fillRect/>
+                    </a:stretch>
+                  </pic:blipFill>
+                  <pic:spPr>
+                    <a:xfrm>
+                      <a:off x="0" y="0"/>
+                      <a:ext cx="5837142" cy="2478857"/>
+                    </a:xfrm>
+                    <a:prstGeom prst="rect"/>
+                  </pic:spPr>
+                </pic:pic>
+              </a:graphicData>
+            </a:graphic>
+          </wp:inline>
+        </w:drawing>
+      </w:r>
+    </w:p>
     <w:p>
       <w:pPr>
         <w:spacing w:before="60" w:after="200"/>
@@ -1270,7 +978,7 @@
         <w:t>ps -e</w:t>
       </w:r>
       <w:r>
-        <w:t xml:space="preserve"> a numărat 10 procese, iar </w:t>
+        <w:t xml:space="preserve"> a numărat 9 procese, iar </w:t>
       </w:r>
       <w:r>
         <w:rPr>
@@ -1280,7 +988,7 @@
         <w:t>top</w:t>
       </w:r>
       <w:r>
-        <w:t xml:space="preserve"> a raportat 10 sarcini (1 în execuție, 9 în așteptare). Numărul este mic deoarece distribuția WSL pornește doar shell-ul și câteva servicii, nu un desktop complet.</w:t>
+        <w:t xml:space="preserve"> a raportat tot 9 sarcini (1 în execuție, 8 în așteptare). Numărul este mic deoarece distribuția WSL pornește doar shell-ul și câteva servicii, nu un desktop complet.</w:t>
       </w:r>
     </w:p>
     <w:p>
@@ -1334,7 +1042,7 @@
           <w:rFonts w:ascii="Consolas" w:hAnsi="Consolas"/>
           <w:sz w:val="21"/>
         </w:rPr>
-        <w:t>PPid: 79</w:t>
+        <w:t>PPid: 42</w:t>
       </w:r>
       <w:r>
         <w:t xml:space="preserve"> arată că părintele lui este shell-ul care a rulat scriptul.</w:t>
@@ -1348,127 +1056,47 @@
         <w:t>5. Partea 3 – memoria</w:t>
       </w:r>
     </w:p>
-    <w:tbl>
-      <w:tblPr>
-        <w:tblW w:type="auto" w:w="0"/>
+    <w:p>
+      <w:pPr>
+        <w:keepNext/>
+        <w:spacing w:after="0"/>
         <w:jc w:val="center"/>
-        <w:tblLook w:firstColumn="1" w:firstRow="1" w:lastColumn="0" w:lastRow="0" w:noHBand="0" w:noVBand="1" w:val="04A0"/>
-      </w:tblPr>
-      <w:tblGrid>
-        <w:gridCol w:w="9639"/>
-      </w:tblGrid>
-      <w:tr>
-        <w:tc>
-          <w:tcPr>
-            <w:tcW w:type="dxa" w:w="9639"/>
-            <w:shd w:val="clear" w:color="auto" w:fill="1E1E1E"/>
-          </w:tcPr>
-          <w:p>
-            <w:pPr>
-              <w:spacing w:after="0" w:line="240" w:lineRule="auto"/>
-            </w:pPr>
-            <w:r>
-              <w:rPr>
-                <w:rFonts w:ascii="Consolas" w:hAnsi="Consolas"/>
-                <w:color w:val="8AE234"/>
-                <w:sz w:val="17"/>
-              </w:rPr>
-              <w:t>maxim@MaxCrt:~/os-lab1/demo$ free -h</w:t>
-              <w:br/>
-            </w:r>
-            <w:r>
-              <w:rPr>
-                <w:rFonts w:ascii="Consolas" w:hAnsi="Consolas"/>
-                <w:color w:val="EEEEEE"/>
-                <w:sz w:val="17"/>
-              </w:rPr>
-              <w:t xml:space="preserve">               total        used        free      shared  buff/cache   available</w:t>
-              <w:br/>
-            </w:r>
-            <w:r>
-              <w:rPr>
-                <w:rFonts w:ascii="Consolas" w:hAnsi="Consolas"/>
-                <w:color w:val="EEEEEE"/>
-                <w:sz w:val="17"/>
-              </w:rPr>
-              <w:t>Mem:            15Gi       560Mi        14Gi       3.6Mi       137Mi        14Gi</w:t>
-              <w:br/>
-            </w:r>
-            <w:r>
-              <w:rPr>
-                <w:rFonts w:ascii="Consolas" w:hAnsi="Consolas"/>
-                <w:color w:val="EEEEEE"/>
-                <w:sz w:val="17"/>
-              </w:rPr>
-              <w:t>Swap:          4.0Gi          0B       4.0Gi</w:t>
-              <w:br/>
-            </w:r>
-            <w:r>
-              <w:rPr>
-                <w:rFonts w:ascii="Consolas" w:hAnsi="Consolas"/>
-                <w:color w:val="8AE234"/>
-                <w:sz w:val="17"/>
-              </w:rPr>
-              <w:t>maxim@MaxCrt:~/os-lab1/demo$ swapon --show</w:t>
-              <w:br/>
-            </w:r>
-            <w:r>
-              <w:rPr>
-                <w:rFonts w:ascii="Consolas" w:hAnsi="Consolas"/>
-                <w:color w:val="EEEEEE"/>
-                <w:sz w:val="17"/>
-              </w:rPr>
-              <w:t>NAME     TYPE      SIZE USED PRIO</w:t>
-              <w:br/>
-            </w:r>
-            <w:r>
-              <w:rPr>
-                <w:rFonts w:ascii="Consolas" w:hAnsi="Consolas"/>
-                <w:color w:val="EEEEEE"/>
-                <w:sz w:val="17"/>
-              </w:rPr>
-              <w:t>/dev/sdc partition   4G   0B   -2</w:t>
-              <w:br/>
-            </w:r>
-            <w:r>
-              <w:rPr>
-                <w:rFonts w:ascii="Consolas" w:hAnsi="Consolas"/>
-                <w:color w:val="8AE234"/>
-                <w:sz w:val="17"/>
-              </w:rPr>
-              <w:t>maxim@MaxCrt:~/os-lab1/demo$ grep -E '^Vm(Size|RSS)' /proc/$SPID/status</w:t>
-              <w:br/>
-            </w:r>
-            <w:r>
-              <w:rPr>
-                <w:rFonts w:ascii="Consolas" w:hAnsi="Consolas"/>
-                <w:color w:val="EEEEEE"/>
-                <w:sz w:val="17"/>
-              </w:rPr>
-              <w:t>VmSize:    16112 kB</w:t>
-              <w:br/>
-            </w:r>
-            <w:r>
-              <w:rPr>
-                <w:rFonts w:ascii="Consolas" w:hAnsi="Consolas"/>
-                <w:color w:val="EEEEEE"/>
-                <w:sz w:val="17"/>
-              </w:rPr>
-              <w:t>VmRSS:      7892 kB</w:t>
-              <w:br/>
-            </w:r>
-            <w:r>
-              <w:rPr>
-                <w:rFonts w:ascii="Consolas" w:hAnsi="Consolas"/>
-                <w:color w:val="8AE234"/>
-                <w:sz w:val="17"/>
-              </w:rPr>
-              <w:t>maxim@MaxCrt:~/os-lab1/demo$ kill $SPID</w:t>
-            </w:r>
-          </w:p>
-        </w:tc>
-      </w:tr>
-    </w:tbl>
+      </w:pPr>
+      <w:r>
+        <w:drawing>
+          <wp:inline xmlns:a="http://schemas.openxmlformats.org/drawingml/2006/main" xmlns:pic="http://schemas.openxmlformats.org/drawingml/2006/picture">
+            <wp:extent cx="5837142" cy="1656000"/>
+            <wp:docPr id="5" name="Picture 5"/>
+            <wp:cNvGraphicFramePr>
+              <a:graphicFrameLocks noChangeAspect="1"/>
+            </wp:cNvGraphicFramePr>
+            <a:graphic>
+              <a:graphicData uri="http://schemas.openxmlformats.org/drawingml/2006/picture">
+                <pic:pic>
+                  <pic:nvPicPr>
+                    <pic:cNvPr id="0" name="image.png"/>
+                    <pic:cNvPicPr/>
+                  </pic:nvPicPr>
+                  <pic:blipFill>
+                    <a:blip r:embed="rId13"/>
+                    <a:stretch>
+                      <a:fillRect/>
+                    </a:stretch>
+                  </pic:blipFill>
+                  <pic:spPr>
+                    <a:xfrm>
+                      <a:off x="0" y="0"/>
+                      <a:ext cx="5837142" cy="1656000"/>
+                    </a:xfrm>
+                    <a:prstGeom prst="rect"/>
+                  </pic:spPr>
+                </pic:pic>
+              </a:graphicData>
+            </a:graphic>
+          </wp:inline>
+        </w:drawing>
+      </w:r>
+    </w:p>
     <w:p>
       <w:pPr>
         <w:spacing w:before="60" w:after="200"/>
@@ -1512,7 +1140,7 @@
         <w:t>free -h</w:t>
       </w:r>
       <w:r>
-        <w:t xml:space="preserve"> arată 15 GiB în total, din care doar 560 MiB sunt folosiți; 14 GiB sunt liberi și tot 14 GiB sunt disponibili (coloana </w:t>
+        <w:t xml:space="preserve"> arată 15 GiB în total, din care doar 553 MiB sunt folosiți; 14 GiB sunt liberi și tot 14 GiB sunt disponibili (coloana </w:t>
       </w:r>
       <w:r>
         <w:rPr>
@@ -1591,7 +1219,7 @@
         <w:t>VmRSS</w:t>
       </w:r>
       <w:r>
-        <w:t xml:space="preserve"> este 7892 kB (aproximativ 7,7 MiB), iar spațiul virtual (</w:t>
+        <w:t xml:space="preserve"> este 7916 kB (aproximativ 7,7 MiB), iar spațiul virtual (</w:t>
       </w:r>
       <w:r>
         <w:rPr>
@@ -1632,217 +1260,47 @@
         <w:t>6. Partea 4 – dispozitive și stocare</w:t>
       </w:r>
     </w:p>
-    <w:tbl>
-      <w:tblPr>
-        <w:tblW w:type="auto" w:w="0"/>
+    <w:p>
+      <w:pPr>
+        <w:keepNext/>
+        <w:spacing w:after="0"/>
         <w:jc w:val="center"/>
-        <w:tblLook w:firstColumn="1" w:firstRow="1" w:lastColumn="0" w:lastRow="0" w:noHBand="0" w:noVBand="1" w:val="04A0"/>
-      </w:tblPr>
-      <w:tblGrid>
-        <w:gridCol w:w="9639"/>
-      </w:tblGrid>
-      <w:tr>
-        <w:tc>
-          <w:tcPr>
-            <w:tcW w:type="dxa" w:w="9639"/>
-            <w:shd w:val="clear" w:color="auto" w:fill="1E1E1E"/>
-          </w:tcPr>
-          <w:p>
-            <w:pPr>
-              <w:spacing w:after="0" w:line="240" w:lineRule="auto"/>
-            </w:pPr>
-            <w:r>
-              <w:rPr>
-                <w:rFonts w:ascii="Consolas" w:hAnsi="Consolas"/>
-                <w:color w:val="8AE234"/>
-                <w:sz w:val="17"/>
-              </w:rPr>
-              <w:t>maxim@MaxCrt:~/os-lab1/demo$ ls -l /dev | head -n 6</w:t>
-              <w:br/>
-            </w:r>
-            <w:r>
-              <w:rPr>
-                <w:rFonts w:ascii="Consolas" w:hAnsi="Consolas"/>
-                <w:color w:val="EEEEEE"/>
-                <w:sz w:val="17"/>
-              </w:rPr>
-              <w:t>total 0</w:t>
-              <w:br/>
-            </w:r>
-            <w:r>
-              <w:rPr>
-                <w:rFonts w:ascii="Consolas" w:hAnsi="Consolas"/>
-                <w:color w:val="EEEEEE"/>
-                <w:sz w:val="17"/>
-              </w:rPr>
-              <w:t>crw-r--r-- 1 root root     10, 235 Oct 26 10:18 autofs</w:t>
-              <w:br/>
-            </w:r>
-            <w:r>
-              <w:rPr>
-                <w:rFonts w:ascii="Consolas" w:hAnsi="Consolas"/>
-                <w:color w:val="EEEEEE"/>
-                <w:sz w:val="17"/>
-              </w:rPr>
-              <w:t>drwxr-xr-x 2 root root        600 Oct 26 10:18 block</w:t>
-              <w:br/>
-            </w:r>
-            <w:r>
-              <w:rPr>
-                <w:rFonts w:ascii="Consolas" w:hAnsi="Consolas"/>
-                <w:color w:val="EEEEEE"/>
-                <w:sz w:val="17"/>
-              </w:rPr>
-              <w:t>drwxr-xr-x 2 root root        120 Oct 26 10:18 bsg</w:t>
-              <w:br/>
-            </w:r>
-            <w:r>
-              <w:rPr>
-                <w:rFonts w:ascii="Consolas" w:hAnsi="Consolas"/>
-                <w:color w:val="EEEEEE"/>
-                <w:sz w:val="17"/>
-              </w:rPr>
-              <w:t>crw------- 1 root root     10, 234 Oct 26 10:18 btrfs-control</w:t>
-              <w:br/>
-            </w:r>
-            <w:r>
-              <w:rPr>
-                <w:rFonts w:ascii="Consolas" w:hAnsi="Consolas"/>
-                <w:color w:val="EEEEEE"/>
-                <w:sz w:val="17"/>
-              </w:rPr>
-              <w:t>drwxr-xr-x 2 root root       2840 Oct 26 10:18 char</w:t>
-              <w:br/>
-            </w:r>
-            <w:r>
-              <w:rPr>
-                <w:rFonts w:ascii="Consolas" w:hAnsi="Consolas"/>
-                <w:color w:val="8AE234"/>
-                <w:sz w:val="17"/>
-              </w:rPr>
-              <w:t>maxim@MaxCrt:~/os-lab1/demo$ ls -l /dev/null /dev/tty /dev/sda 2&gt;/dev/null</w:t>
-              <w:br/>
-            </w:r>
-            <w:r>
-              <w:rPr>
-                <w:rFonts w:ascii="Consolas" w:hAnsi="Consolas"/>
-                <w:color w:val="EEEEEE"/>
-                <w:sz w:val="17"/>
-              </w:rPr>
-              <w:t>crw-rw-rw- 1 root root 1, 3 Oct 26 10:18 /dev/null</w:t>
-              <w:br/>
-            </w:r>
-            <w:r>
-              <w:rPr>
-                <w:rFonts w:ascii="Consolas" w:hAnsi="Consolas"/>
-                <w:color w:val="EEEEEE"/>
-                <w:sz w:val="17"/>
-              </w:rPr>
-              <w:t>brw-rw---- 1 root disk 8, 0 Oct 26 10:18 /dev/sda</w:t>
-              <w:br/>
-            </w:r>
-            <w:r>
-              <w:rPr>
-                <w:rFonts w:ascii="Consolas" w:hAnsi="Consolas"/>
-                <w:color w:val="EEEEEE"/>
-                <w:sz w:val="17"/>
-              </w:rPr>
-              <w:t>crw-rw-rw- 1 root tty  5, 0 Oct 26 10:19 /dev/tty</w:t>
-              <w:br/>
-            </w:r>
-            <w:r>
-              <w:rPr>
-                <w:rFonts w:ascii="Consolas" w:hAnsi="Consolas"/>
-                <w:color w:val="8AE234"/>
-                <w:sz w:val="17"/>
-              </w:rPr>
-              <w:t>maxim@MaxCrt:~/os-lab1/demo$ lsblk -o NAME,SIZE,TYPE,MOUNTPOINTS</w:t>
-              <w:br/>
-            </w:r>
-            <w:r>
-              <w:rPr>
-                <w:rFonts w:ascii="Consolas" w:hAnsi="Consolas"/>
-                <w:color w:val="EEEEEE"/>
-                <w:sz w:val="17"/>
-              </w:rPr>
-              <w:t>NAME   SIZE TYPE MOUNTPOINTS</w:t>
-              <w:br/>
-            </w:r>
-            <w:r>
-              <w:rPr>
-                <w:rFonts w:ascii="Consolas" w:hAnsi="Consolas"/>
-                <w:color w:val="EEEEEE"/>
-                <w:sz w:val="17"/>
-              </w:rPr>
-              <w:t xml:space="preserve">sda  722.9M disk </w:t>
-              <w:br/>
-            </w:r>
-            <w:r>
-              <w:rPr>
-                <w:rFonts w:ascii="Consolas" w:hAnsi="Consolas"/>
-                <w:color w:val="EEEEEE"/>
-                <w:sz w:val="17"/>
-              </w:rPr>
-              <w:t>sdb     97M disk /usr/lib/linux-tools/6.18.54.1-microsoft-standard-WSL2</w:t>
-              <w:br/>
-            </w:r>
-            <w:r>
-              <w:rPr>
-                <w:rFonts w:ascii="Consolas" w:hAnsi="Consolas"/>
-                <w:color w:val="EEEEEE"/>
-                <w:sz w:val="17"/>
-              </w:rPr>
-              <w:t xml:space="preserve">                 /usr/src/linux-headers-6.18.54.1-microsoft-standard-WSL2</w:t>
-              <w:br/>
-            </w:r>
-            <w:r>
-              <w:rPr>
-                <w:rFonts w:ascii="Consolas" w:hAnsi="Consolas"/>
-                <w:color w:val="EEEEEE"/>
-                <w:sz w:val="17"/>
-              </w:rPr>
-              <w:t>sdc      4G disk [SWAP]</w:t>
-              <w:br/>
-            </w:r>
-            <w:r>
-              <w:rPr>
-                <w:rFonts w:ascii="Consolas" w:hAnsi="Consolas"/>
-                <w:color w:val="EEEEEE"/>
-                <w:sz w:val="17"/>
-              </w:rPr>
-              <w:t>sdd      1T disk /mnt/wslg/distro</w:t>
-              <w:br/>
-            </w:r>
-            <w:r>
-              <w:rPr>
-                <w:rFonts w:ascii="Consolas" w:hAnsi="Consolas"/>
-                <w:color w:val="EEEEEE"/>
-                <w:sz w:val="17"/>
-              </w:rPr>
-              <w:t xml:space="preserve">                 /</w:t>
-              <w:br/>
-            </w:r>
-            <w:r>
-              <w:rPr>
-                <w:rFonts w:ascii="Consolas" w:hAnsi="Consolas"/>
-                <w:color w:val="8AE234"/>
-                <w:sz w:val="17"/>
-              </w:rPr>
-              <w:t>maxim@MaxCrt:~/os-lab1/demo$ findmnt -n -o SOURCE,FSTYPE /</w:t>
-              <w:br/>
-            </w:r>
-            <w:r>
-              <w:rPr>
-                <w:rFonts w:ascii="Consolas" w:hAnsi="Consolas"/>
-                <w:color w:val="EEEEEE"/>
-                <w:sz w:val="17"/>
-              </w:rPr>
-              <w:t>/dev/sdd ext4</w:t>
-            </w:r>
-          </w:p>
-        </w:tc>
-      </w:tr>
-    </w:tbl>
+      </w:pPr>
+      <w:r>
+        <w:drawing>
+          <wp:inline xmlns:a="http://schemas.openxmlformats.org/drawingml/2006/main" xmlns:pic="http://schemas.openxmlformats.org/drawingml/2006/picture">
+            <wp:extent cx="5837142" cy="2684571"/>
+            <wp:docPr id="6" name="Picture 6"/>
+            <wp:cNvGraphicFramePr>
+              <a:graphicFrameLocks noChangeAspect="1"/>
+            </wp:cNvGraphicFramePr>
+            <a:graphic>
+              <a:graphicData uri="http://schemas.openxmlformats.org/drawingml/2006/picture">
+                <pic:pic>
+                  <pic:nvPicPr>
+                    <pic:cNvPr id="0" name="image.png"/>
+                    <pic:cNvPicPr/>
+                  </pic:nvPicPr>
+                  <pic:blipFill>
+                    <a:blip r:embed="rId14"/>
+                    <a:stretch>
+                      <a:fillRect/>
+                    </a:stretch>
+                  </pic:blipFill>
+                  <pic:spPr>
+                    <a:xfrm>
+                      <a:off x="0" y="0"/>
+                      <a:ext cx="5837142" cy="2684571"/>
+                    </a:xfrm>
+                    <a:prstGeom prst="rect"/>
+                  </pic:spPr>
+                </pic:pic>
+              </a:graphicData>
+            </a:graphic>
+          </wp:inline>
+        </w:drawing>
+      </w:r>
+    </w:p>
     <w:p>
       <w:pPr>
         <w:spacing w:before="60" w:after="200"/>

--- a/lab1/Lab1_CereteuMaxim_FAF-243.docx
+++ b/lab1/Lab1_CereteuMaxim_FAF-243.docx
@@ -297,47 +297,7 @@
         <w:t>riscv64-linux-gnu-gcc</w:t>
       </w:r>
       <w:r>
-        <w:t xml:space="preserve"> 15.2 și emulatorul QEMU 10.2. Comenzile au fost rulate de scriptul </w:t>
-      </w:r>
-      <w:r>
-        <w:rPr>
-          <w:rFonts w:ascii="Consolas" w:hAnsi="Consolas"/>
-          <w:sz w:val="21"/>
-        </w:rPr>
-        <w:t>tools/capture.sh</w:t>
-      </w:r>
-      <w:r>
-        <w:t xml:space="preserve"> din depozit într-o fereastră Windows Terminal cu profilul Ubuntu; la sfârșitul fiecărei părți scriptul </w:t>
-      </w:r>
-      <w:r>
-        <w:rPr>
-          <w:rFonts w:ascii="Consolas" w:hAnsi="Consolas"/>
-          <w:sz w:val="21"/>
-        </w:rPr>
-        <w:t>tools/shot.ps1</w:t>
-      </w:r>
-      <w:r>
-        <w:t xml:space="preserve"> a făcut o captură de ecran a ferestrei (</w:t>
-      </w:r>
-      <w:r>
-        <w:rPr>
-          <w:rFonts w:ascii="Consolas" w:hAnsi="Consolas"/>
-          <w:sz w:val="21"/>
-        </w:rPr>
-        <w:t>labN/output/*.png</w:t>
-      </w:r>
-      <w:r>
-        <w:t xml:space="preserve">), iar textul afișat a fost salvat și în </w:t>
-      </w:r>
-      <w:r>
-        <w:rPr>
-          <w:rFonts w:ascii="Consolas" w:hAnsi="Consolas"/>
-          <w:sz w:val="21"/>
-        </w:rPr>
-        <w:t>labN/output/*.txt</w:t>
-      </w:r>
-      <w:r>
-        <w:t>. Figurile de mai jos sunt aceste capturi de ecran.</w:t>
+        <w:t xml:space="preserve"> 15.2 și emulatorul QEMU 10.2. Figurile de mai jos sunt capturi de ecran ale terminalului.</w:t>
       </w:r>
     </w:p>
     <w:p>

--- a/lab1/Lab1_CereteuMaxim_FAF-243.docx
+++ b/lab1/Lab1_CereteuMaxim_FAF-243.docx
@@ -381,6 +381,742 @@
       </w:r>
       <w:r>
         <w:t>.</w:t>
+      </w:r>
+    </w:p>
+    <w:p>
+      <w:pPr>
+        <w:ind w:firstLine="567"/>
+        <w:jc w:val="both"/>
+      </w:pPr>
+      <w:r>
+        <w:t xml:space="preserve">Toate comenzile laboratorului sunt adunate în scriptul </w:t>
+      </w:r>
+      <w:r>
+        <w:rPr>
+          <w:rFonts w:ascii="Consolas" w:hAnsi="Consolas"/>
+          <w:sz w:val="21"/>
+        </w:rPr>
+        <w:t>commands.sh</w:t>
+      </w:r>
+      <w:r>
+        <w:t>, împărțit în părți (câte o resursă în fiecare parte), iar figurile de mai jos arată rezultatul fiecărei părți.</w:t>
+      </w:r>
+    </w:p>
+    <w:tbl>
+      <w:tblPr>
+        <w:tblW w:type="auto" w:w="0"/>
+        <w:jc w:val="center"/>
+        <w:tblLook w:firstColumn="1" w:firstRow="1" w:lastColumn="0" w:lastRow="0" w:noHBand="0" w:noVBand="1" w:val="04A0"/>
+      </w:tblPr>
+      <w:tblGrid>
+        <w:gridCol w:w="9639"/>
+      </w:tblGrid>
+      <w:tr>
+        <w:tc>
+          <w:tcPr>
+            <w:tcW w:type="dxa" w:w="9639"/>
+            <w:shd w:val="clear" w:color="auto" w:fill="F3F3F3"/>
+          </w:tcPr>
+          <w:p>
+            <w:pPr>
+              <w:spacing w:after="0" w:line="240" w:lineRule="auto"/>
+            </w:pPr>
+            <w:r>
+              <w:rPr>
+                <w:rFonts w:ascii="Consolas" w:hAnsi="Consolas"/>
+                <w:color w:val="888888"/>
+                <w:sz w:val="17"/>
+              </w:rPr>
+              <w:t xml:space="preserve"> 1  </w:t>
+            </w:r>
+            <w:r>
+              <w:rPr>
+                <w:rFonts w:ascii="Consolas" w:hAnsi="Consolas"/>
+                <w:sz w:val="17"/>
+              </w:rPr>
+              <w:t>#!/bin/bash</w:t>
+              <w:br/>
+            </w:r>
+            <w:r>
+              <w:rPr>
+                <w:rFonts w:ascii="Consolas" w:hAnsi="Consolas"/>
+                <w:color w:val="888888"/>
+                <w:sz w:val="17"/>
+              </w:rPr>
+              <w:t xml:space="preserve"> 2  </w:t>
+            </w:r>
+            <w:r>
+              <w:rPr>
+                <w:rFonts w:ascii="Consolas" w:hAnsi="Consolas"/>
+                <w:sz w:val="17"/>
+              </w:rPr>
+              <w:t># Lab 1 -- the operating system as a resource manager.</w:t>
+              <w:br/>
+            </w:r>
+            <w:r>
+              <w:rPr>
+                <w:rFonts w:ascii="Consolas" w:hAnsi="Consolas"/>
+                <w:color w:val="888888"/>
+                <w:sz w:val="17"/>
+              </w:rPr>
+              <w:t xml:space="preserve"> 3  </w:t>
+            </w:r>
+            <w:r>
+              <w:rPr>
+                <w:rFonts w:ascii="Consolas" w:hAnsi="Consolas"/>
+                <w:sz w:val="17"/>
+              </w:rPr>
+              <w:t># Each part looks at one resource the kernel hands out: files, CPU time</w:t>
+              <w:br/>
+            </w:r>
+            <w:r>
+              <w:rPr>
+                <w:rFonts w:ascii="Consolas" w:hAnsi="Consolas"/>
+                <w:color w:val="888888"/>
+                <w:sz w:val="17"/>
+              </w:rPr>
+              <w:t xml:space="preserve"> 4  </w:t>
+            </w:r>
+            <w:r>
+              <w:rPr>
+                <w:rFonts w:ascii="Consolas" w:hAnsi="Consolas"/>
+                <w:sz w:val="17"/>
+              </w:rPr>
+              <w:t># (processes), memory and devices.  Safe to run more than once.</w:t>
+              <w:br/>
+            </w:r>
+            <w:r>
+              <w:rPr>
+                <w:rFonts w:ascii="Consolas" w:hAnsi="Consolas"/>
+                <w:color w:val="888888"/>
+                <w:sz w:val="17"/>
+              </w:rPr>
+              <w:t xml:space="preserve"> 5  </w:t>
+            </w:r>
+            <w:r>
+              <w:rPr>
+                <w:rFonts w:ascii="Consolas" w:hAnsi="Consolas"/>
+                <w:sz w:val="17"/>
+              </w:rPr>
+              <w:br/>
+            </w:r>
+            <w:r>
+              <w:rPr>
+                <w:rFonts w:ascii="Consolas" w:hAnsi="Consolas"/>
+                <w:color w:val="888888"/>
+                <w:sz w:val="17"/>
+              </w:rPr>
+              <w:t xml:space="preserve"> 6  </w:t>
+            </w:r>
+            <w:r>
+              <w:rPr>
+                <w:rFonts w:ascii="Consolas" w:hAnsi="Consolas"/>
+                <w:sz w:val="17"/>
+              </w:rPr>
+              <w:t>WORK=$HOME/os-lab1</w:t>
+              <w:br/>
+            </w:r>
+            <w:r>
+              <w:rPr>
+                <w:rFonts w:ascii="Consolas" w:hAnsi="Consolas"/>
+                <w:color w:val="888888"/>
+                <w:sz w:val="17"/>
+              </w:rPr>
+              <w:t xml:space="preserve"> 7  </w:t>
+            </w:r>
+            <w:r>
+              <w:rPr>
+                <w:rFonts w:ascii="Consolas" w:hAnsi="Consolas"/>
+                <w:sz w:val="17"/>
+              </w:rPr>
+              <w:t>section() { printf '\n===== %s =====\n' "$*"; }</w:t>
+              <w:br/>
+            </w:r>
+            <w:r>
+              <w:rPr>
+                <w:rFonts w:ascii="Consolas" w:hAnsi="Consolas"/>
+                <w:color w:val="888888"/>
+                <w:sz w:val="17"/>
+              </w:rPr>
+              <w:t xml:space="preserve"> 8  </w:t>
+            </w:r>
+            <w:r>
+              <w:rPr>
+                <w:rFonts w:ascii="Consolas" w:hAnsi="Consolas"/>
+                <w:sz w:val="17"/>
+              </w:rPr>
+              <w:br/>
+            </w:r>
+            <w:r>
+              <w:rPr>
+                <w:rFonts w:ascii="Consolas" w:hAnsi="Consolas"/>
+                <w:color w:val="888888"/>
+                <w:sz w:val="17"/>
+              </w:rPr>
+              <w:t xml:space="preserve"> 9  </w:t>
+            </w:r>
+            <w:r>
+              <w:rPr>
+                <w:rFonts w:ascii="Consolas" w:hAnsi="Consolas"/>
+                <w:sz w:val="17"/>
+              </w:rPr>
+              <w:t>section "Machine"</w:t>
+              <w:br/>
+            </w:r>
+            <w:r>
+              <w:rPr>
+                <w:rFonts w:ascii="Consolas" w:hAnsi="Consolas"/>
+                <w:color w:val="888888"/>
+                <w:sz w:val="17"/>
+              </w:rPr>
+              <w:t xml:space="preserve">10  </w:t>
+            </w:r>
+            <w:r>
+              <w:rPr>
+                <w:rFonts w:ascii="Consolas" w:hAnsi="Consolas"/>
+                <w:sz w:val="17"/>
+              </w:rPr>
+              <w:t>echo "user: $(whoami)   host: $(hostname)"</w:t>
+              <w:br/>
+            </w:r>
+            <w:r>
+              <w:rPr>
+                <w:rFonts w:ascii="Consolas" w:hAnsi="Consolas"/>
+                <w:color w:val="888888"/>
+                <w:sz w:val="17"/>
+              </w:rPr>
+              <w:t xml:space="preserve">11  </w:t>
+            </w:r>
+            <w:r>
+              <w:rPr>
+                <w:rFonts w:ascii="Consolas" w:hAnsi="Consolas"/>
+                <w:sz w:val="17"/>
+              </w:rPr>
+              <w:t>uname -srm</w:t>
+              <w:br/>
+            </w:r>
+            <w:r>
+              <w:rPr>
+                <w:rFonts w:ascii="Consolas" w:hAnsi="Consolas"/>
+                <w:color w:val="888888"/>
+                <w:sz w:val="17"/>
+              </w:rPr>
+              <w:t xml:space="preserve">12  </w:t>
+            </w:r>
+            <w:r>
+              <w:rPr>
+                <w:rFonts w:ascii="Consolas" w:hAnsi="Consolas"/>
+                <w:sz w:val="17"/>
+              </w:rPr>
+              <w:t>uptime -p</w:t>
+              <w:br/>
+            </w:r>
+            <w:r>
+              <w:rPr>
+                <w:rFonts w:ascii="Consolas" w:hAnsi="Consolas"/>
+                <w:color w:val="888888"/>
+                <w:sz w:val="17"/>
+              </w:rPr>
+              <w:t xml:space="preserve">13  </w:t>
+            </w:r>
+            <w:r>
+              <w:rPr>
+                <w:rFonts w:ascii="Consolas" w:hAnsi="Consolas"/>
+                <w:sz w:val="17"/>
+              </w:rPr>
+              <w:br/>
+            </w:r>
+            <w:r>
+              <w:rPr>
+                <w:rFonts w:ascii="Consolas" w:hAnsi="Consolas"/>
+                <w:color w:val="888888"/>
+                <w:sz w:val="17"/>
+              </w:rPr>
+              <w:t xml:space="preserve">14  </w:t>
+            </w:r>
+            <w:r>
+              <w:rPr>
+                <w:rFonts w:ascii="Consolas" w:hAnsi="Consolas"/>
+                <w:sz w:val="17"/>
+              </w:rPr>
+              <w:t>section "Part 1 - files and directories"</w:t>
+              <w:br/>
+            </w:r>
+            <w:r>
+              <w:rPr>
+                <w:rFonts w:ascii="Consolas" w:hAnsi="Consolas"/>
+                <w:color w:val="888888"/>
+                <w:sz w:val="17"/>
+              </w:rPr>
+              <w:t xml:space="preserve">15  </w:t>
+            </w:r>
+            <w:r>
+              <w:rPr>
+                <w:rFonts w:ascii="Consolas" w:hAnsi="Consolas"/>
+                <w:sz w:val="17"/>
+              </w:rPr>
+              <w:t>rm -rf "$WORK" &amp;&amp; mkdir -p "$WORK/demo" &amp;&amp; cd "$WORK/demo" || exit 1</w:t>
+              <w:br/>
+            </w:r>
+            <w:r>
+              <w:rPr>
+                <w:rFonts w:ascii="Consolas" w:hAnsi="Consolas"/>
+                <w:color w:val="888888"/>
+                <w:sz w:val="17"/>
+              </w:rPr>
+              <w:t xml:space="preserve">16  </w:t>
+            </w:r>
+            <w:r>
+              <w:rPr>
+                <w:rFonts w:ascii="Consolas" w:hAnsi="Consolas"/>
+                <w:sz w:val="17"/>
+              </w:rPr>
+              <w:t>echo "hello operating systems" &gt; note.txt</w:t>
+              <w:br/>
+            </w:r>
+            <w:r>
+              <w:rPr>
+                <w:rFonts w:ascii="Consolas" w:hAnsi="Consolas"/>
+                <w:color w:val="888888"/>
+                <w:sz w:val="17"/>
+              </w:rPr>
+              <w:t xml:space="preserve">17  </w:t>
+            </w:r>
+            <w:r>
+              <w:rPr>
+                <w:rFonts w:ascii="Consolas" w:hAnsi="Consolas"/>
+                <w:sz w:val="17"/>
+              </w:rPr>
+              <w:t>cp note.txt copy.txt</w:t>
+              <w:br/>
+            </w:r>
+            <w:r>
+              <w:rPr>
+                <w:rFonts w:ascii="Consolas" w:hAnsi="Consolas"/>
+                <w:color w:val="888888"/>
+                <w:sz w:val="17"/>
+              </w:rPr>
+              <w:t xml:space="preserve">18  </w:t>
+            </w:r>
+            <w:r>
+              <w:rPr>
+                <w:rFonts w:ascii="Consolas" w:hAnsi="Consolas"/>
+                <w:sz w:val="17"/>
+              </w:rPr>
+              <w:t>mv copy.txt renamed.txt</w:t>
+              <w:br/>
+            </w:r>
+            <w:r>
+              <w:rPr>
+                <w:rFonts w:ascii="Consolas" w:hAnsi="Consolas"/>
+                <w:color w:val="888888"/>
+                <w:sz w:val="17"/>
+              </w:rPr>
+              <w:t xml:space="preserve">19  </w:t>
+            </w:r>
+            <w:r>
+              <w:rPr>
+                <w:rFonts w:ascii="Consolas" w:hAnsi="Consolas"/>
+                <w:sz w:val="17"/>
+              </w:rPr>
+              <w:t>ls -l</w:t>
+              <w:br/>
+            </w:r>
+            <w:r>
+              <w:rPr>
+                <w:rFonts w:ascii="Consolas" w:hAnsi="Consolas"/>
+                <w:color w:val="888888"/>
+                <w:sz w:val="17"/>
+              </w:rPr>
+              <w:t xml:space="preserve">20  </w:t>
+            </w:r>
+            <w:r>
+              <w:rPr>
+                <w:rFonts w:ascii="Consolas" w:hAnsi="Consolas"/>
+                <w:sz w:val="17"/>
+              </w:rPr>
+              <w:t>chmod 600 note.txt</w:t>
+              <w:br/>
+            </w:r>
+            <w:r>
+              <w:rPr>
+                <w:rFonts w:ascii="Consolas" w:hAnsi="Consolas"/>
+                <w:color w:val="888888"/>
+                <w:sz w:val="17"/>
+              </w:rPr>
+              <w:t xml:space="preserve">21  </w:t>
+            </w:r>
+            <w:r>
+              <w:rPr>
+                <w:rFonts w:ascii="Consolas" w:hAnsi="Consolas"/>
+                <w:sz w:val="17"/>
+              </w:rPr>
+              <w:t>ls -l note.txt</w:t>
+              <w:br/>
+            </w:r>
+            <w:r>
+              <w:rPr>
+                <w:rFonts w:ascii="Consolas" w:hAnsi="Consolas"/>
+                <w:color w:val="888888"/>
+                <w:sz w:val="17"/>
+              </w:rPr>
+              <w:t xml:space="preserve">22  </w:t>
+            </w:r>
+            <w:r>
+              <w:rPr>
+                <w:rFonts w:ascii="Consolas" w:hAnsi="Consolas"/>
+                <w:sz w:val="17"/>
+              </w:rPr>
+              <w:t>ls -ld /etc /dev /home /usr</w:t>
+              <w:br/>
+            </w:r>
+            <w:r>
+              <w:rPr>
+                <w:rFonts w:ascii="Consolas" w:hAnsi="Consolas"/>
+                <w:color w:val="888888"/>
+                <w:sz w:val="17"/>
+              </w:rPr>
+              <w:t xml:space="preserve">23  </w:t>
+            </w:r>
+            <w:r>
+              <w:rPr>
+                <w:rFonts w:ascii="Consolas" w:hAnsi="Consolas"/>
+                <w:sz w:val="17"/>
+              </w:rPr>
+              <w:br/>
+            </w:r>
+            <w:r>
+              <w:rPr>
+                <w:rFonts w:ascii="Consolas" w:hAnsi="Consolas"/>
+                <w:color w:val="888888"/>
+                <w:sz w:val="17"/>
+              </w:rPr>
+              <w:t xml:space="preserve">24  </w:t>
+            </w:r>
+            <w:r>
+              <w:rPr>
+                <w:rFonts w:ascii="Consolas" w:hAnsi="Consolas"/>
+                <w:sz w:val="17"/>
+              </w:rPr>
+              <w:t>section "Part 2 - processes"</w:t>
+              <w:br/>
+            </w:r>
+            <w:r>
+              <w:rPr>
+                <w:rFonts w:ascii="Consolas" w:hAnsi="Consolas"/>
+                <w:color w:val="888888"/>
+                <w:sz w:val="17"/>
+              </w:rPr>
+              <w:t xml:space="preserve">25  </w:t>
+            </w:r>
+            <w:r>
+              <w:rPr>
+                <w:rFonts w:ascii="Consolas" w:hAnsi="Consolas"/>
+                <w:sz w:val="17"/>
+              </w:rPr>
+              <w:t>ps -o pid,ppid,user,comm -p 1</w:t>
+              <w:br/>
+            </w:r>
+            <w:r>
+              <w:rPr>
+                <w:rFonts w:ascii="Consolas" w:hAnsi="Consolas"/>
+                <w:color w:val="888888"/>
+                <w:sz w:val="17"/>
+              </w:rPr>
+              <w:t xml:space="preserve">26  </w:t>
+            </w:r>
+            <w:r>
+              <w:rPr>
+                <w:rFonts w:ascii="Consolas" w:hAnsi="Consolas"/>
+                <w:sz w:val="17"/>
+              </w:rPr>
+              <w:t>ls -l /sbin/init</w:t>
+              <w:br/>
+            </w:r>
+            <w:r>
+              <w:rPr>
+                <w:rFonts w:ascii="Consolas" w:hAnsi="Consolas"/>
+                <w:color w:val="888888"/>
+                <w:sz w:val="17"/>
+              </w:rPr>
+              <w:t xml:space="preserve">27  </w:t>
+            </w:r>
+            <w:r>
+              <w:rPr>
+                <w:rFonts w:ascii="Consolas" w:hAnsi="Consolas"/>
+                <w:sz w:val="17"/>
+              </w:rPr>
+              <w:t>echo "processes right now: $(ps -e --no-headers | wc -l)"</w:t>
+              <w:br/>
+            </w:r>
+            <w:r>
+              <w:rPr>
+                <w:rFonts w:ascii="Consolas" w:hAnsi="Consolas"/>
+                <w:color w:val="888888"/>
+                <w:sz w:val="17"/>
+              </w:rPr>
+              <w:t xml:space="preserve">28  </w:t>
+            </w:r>
+            <w:r>
+              <w:rPr>
+                <w:rFonts w:ascii="Consolas" w:hAnsi="Consolas"/>
+                <w:sz w:val="17"/>
+              </w:rPr>
+              <w:t>sleep 300 &amp;</w:t>
+              <w:br/>
+            </w:r>
+            <w:r>
+              <w:rPr>
+                <w:rFonts w:ascii="Consolas" w:hAnsi="Consolas"/>
+                <w:color w:val="888888"/>
+                <w:sz w:val="17"/>
+              </w:rPr>
+              <w:t xml:space="preserve">29  </w:t>
+            </w:r>
+            <w:r>
+              <w:rPr>
+                <w:rFonts w:ascii="Consolas" w:hAnsi="Consolas"/>
+                <w:sz w:val="17"/>
+              </w:rPr>
+              <w:t>SPID=$!</w:t>
+              <w:br/>
+            </w:r>
+            <w:r>
+              <w:rPr>
+                <w:rFonts w:ascii="Consolas" w:hAnsi="Consolas"/>
+                <w:color w:val="888888"/>
+                <w:sz w:val="17"/>
+              </w:rPr>
+              <w:t xml:space="preserve">30  </w:t>
+            </w:r>
+            <w:r>
+              <w:rPr>
+                <w:rFonts w:ascii="Consolas" w:hAnsi="Consolas"/>
+                <w:sz w:val="17"/>
+              </w:rPr>
+              <w:t>grep -E '^(Name|State|PPid)' /proc/$SPID/status</w:t>
+              <w:br/>
+            </w:r>
+            <w:r>
+              <w:rPr>
+                <w:rFonts w:ascii="Consolas" w:hAnsi="Consolas"/>
+                <w:color w:val="888888"/>
+                <w:sz w:val="17"/>
+              </w:rPr>
+              <w:t xml:space="preserve">31  </w:t>
+            </w:r>
+            <w:r>
+              <w:rPr>
+                <w:rFonts w:ascii="Consolas" w:hAnsi="Consolas"/>
+                <w:sz w:val="17"/>
+              </w:rPr>
+              <w:t>top -b -n 1 | head -n 5</w:t>
+              <w:br/>
+            </w:r>
+            <w:r>
+              <w:rPr>
+                <w:rFonts w:ascii="Consolas" w:hAnsi="Consolas"/>
+                <w:color w:val="888888"/>
+                <w:sz w:val="17"/>
+              </w:rPr>
+              <w:t xml:space="preserve">32  </w:t>
+            </w:r>
+            <w:r>
+              <w:rPr>
+                <w:rFonts w:ascii="Consolas" w:hAnsi="Consolas"/>
+                <w:sz w:val="17"/>
+              </w:rPr>
+              <w:br/>
+            </w:r>
+            <w:r>
+              <w:rPr>
+                <w:rFonts w:ascii="Consolas" w:hAnsi="Consolas"/>
+                <w:color w:val="888888"/>
+                <w:sz w:val="17"/>
+              </w:rPr>
+              <w:t xml:space="preserve">33  </w:t>
+            </w:r>
+            <w:r>
+              <w:rPr>
+                <w:rFonts w:ascii="Consolas" w:hAnsi="Consolas"/>
+                <w:sz w:val="17"/>
+              </w:rPr>
+              <w:t>section "Part 3 - memory"</w:t>
+              <w:br/>
+            </w:r>
+            <w:r>
+              <w:rPr>
+                <w:rFonts w:ascii="Consolas" w:hAnsi="Consolas"/>
+                <w:color w:val="888888"/>
+                <w:sz w:val="17"/>
+              </w:rPr>
+              <w:t xml:space="preserve">34  </w:t>
+            </w:r>
+            <w:r>
+              <w:rPr>
+                <w:rFonts w:ascii="Consolas" w:hAnsi="Consolas"/>
+                <w:sz w:val="17"/>
+              </w:rPr>
+              <w:t>free -h</w:t>
+              <w:br/>
+            </w:r>
+            <w:r>
+              <w:rPr>
+                <w:rFonts w:ascii="Consolas" w:hAnsi="Consolas"/>
+                <w:color w:val="888888"/>
+                <w:sz w:val="17"/>
+              </w:rPr>
+              <w:t xml:space="preserve">35  </w:t>
+            </w:r>
+            <w:r>
+              <w:rPr>
+                <w:rFonts w:ascii="Consolas" w:hAnsi="Consolas"/>
+                <w:sz w:val="17"/>
+              </w:rPr>
+              <w:t>swapon --show</w:t>
+              <w:br/>
+            </w:r>
+            <w:r>
+              <w:rPr>
+                <w:rFonts w:ascii="Consolas" w:hAnsi="Consolas"/>
+                <w:color w:val="888888"/>
+                <w:sz w:val="17"/>
+              </w:rPr>
+              <w:t xml:space="preserve">36  </w:t>
+            </w:r>
+            <w:r>
+              <w:rPr>
+                <w:rFonts w:ascii="Consolas" w:hAnsi="Consolas"/>
+                <w:sz w:val="17"/>
+              </w:rPr>
+              <w:t>grep -E '^Vm(Size|RSS)' /proc/$SPID/status</w:t>
+              <w:br/>
+            </w:r>
+            <w:r>
+              <w:rPr>
+                <w:rFonts w:ascii="Consolas" w:hAnsi="Consolas"/>
+                <w:color w:val="888888"/>
+                <w:sz w:val="17"/>
+              </w:rPr>
+              <w:t xml:space="preserve">37  </w:t>
+            </w:r>
+            <w:r>
+              <w:rPr>
+                <w:rFonts w:ascii="Consolas" w:hAnsi="Consolas"/>
+                <w:sz w:val="17"/>
+              </w:rPr>
+              <w:t>kill $SPID</w:t>
+              <w:br/>
+            </w:r>
+            <w:r>
+              <w:rPr>
+                <w:rFonts w:ascii="Consolas" w:hAnsi="Consolas"/>
+                <w:color w:val="888888"/>
+                <w:sz w:val="17"/>
+              </w:rPr>
+              <w:t xml:space="preserve">38  </w:t>
+            </w:r>
+            <w:r>
+              <w:rPr>
+                <w:rFonts w:ascii="Consolas" w:hAnsi="Consolas"/>
+                <w:sz w:val="17"/>
+              </w:rPr>
+              <w:br/>
+            </w:r>
+            <w:r>
+              <w:rPr>
+                <w:rFonts w:ascii="Consolas" w:hAnsi="Consolas"/>
+                <w:color w:val="888888"/>
+                <w:sz w:val="17"/>
+              </w:rPr>
+              <w:t xml:space="preserve">39  </w:t>
+            </w:r>
+            <w:r>
+              <w:rPr>
+                <w:rFonts w:ascii="Consolas" w:hAnsi="Consolas"/>
+                <w:sz w:val="17"/>
+              </w:rPr>
+              <w:t>section "Part 4 - devices and storage"</w:t>
+              <w:br/>
+            </w:r>
+            <w:r>
+              <w:rPr>
+                <w:rFonts w:ascii="Consolas" w:hAnsi="Consolas"/>
+                <w:color w:val="888888"/>
+                <w:sz w:val="17"/>
+              </w:rPr>
+              <w:t xml:space="preserve">40  </w:t>
+            </w:r>
+            <w:r>
+              <w:rPr>
+                <w:rFonts w:ascii="Consolas" w:hAnsi="Consolas"/>
+                <w:sz w:val="17"/>
+              </w:rPr>
+              <w:t>ls -l /dev | head -n 6</w:t>
+              <w:br/>
+            </w:r>
+            <w:r>
+              <w:rPr>
+                <w:rFonts w:ascii="Consolas" w:hAnsi="Consolas"/>
+                <w:color w:val="888888"/>
+                <w:sz w:val="17"/>
+              </w:rPr>
+              <w:t xml:space="preserve">41  </w:t>
+            </w:r>
+            <w:r>
+              <w:rPr>
+                <w:rFonts w:ascii="Consolas" w:hAnsi="Consolas"/>
+                <w:sz w:val="17"/>
+              </w:rPr>
+              <w:t>ls -l /dev/null /dev/tty /dev/sda 2&gt;/dev/null</w:t>
+              <w:br/>
+            </w:r>
+            <w:r>
+              <w:rPr>
+                <w:rFonts w:ascii="Consolas" w:hAnsi="Consolas"/>
+                <w:color w:val="888888"/>
+                <w:sz w:val="17"/>
+              </w:rPr>
+              <w:t xml:space="preserve">42  </w:t>
+            </w:r>
+            <w:r>
+              <w:rPr>
+                <w:rFonts w:ascii="Consolas" w:hAnsi="Consolas"/>
+                <w:sz w:val="17"/>
+              </w:rPr>
+              <w:t>lsblk -o NAME,SIZE,TYPE,MOUNTPOINTS</w:t>
+              <w:br/>
+            </w:r>
+            <w:r>
+              <w:rPr>
+                <w:rFonts w:ascii="Consolas" w:hAnsi="Consolas"/>
+                <w:color w:val="888888"/>
+                <w:sz w:val="17"/>
+              </w:rPr>
+              <w:t xml:space="preserve">43  </w:t>
+            </w:r>
+            <w:r>
+              <w:rPr>
+                <w:rFonts w:ascii="Consolas" w:hAnsi="Consolas"/>
+                <w:sz w:val="17"/>
+              </w:rPr>
+              <w:t>findmnt -n -o SOURCE,FSTYPE /</w:t>
+            </w:r>
+          </w:p>
+        </w:tc>
+      </w:tr>
+    </w:tbl>
+    <w:p>
+      <w:pPr>
+        <w:spacing w:before="60" w:after="200"/>
+        <w:jc w:val="center"/>
+      </w:pPr>
+      <w:r>
+        <w:rPr>
+          <w:i/>
+          <w:sz w:val="21"/>
+        </w:rPr>
+        <w:t>Listing 1.1 – commands.sh – comenzile laboratorului 1</w:t>
       </w:r>
     </w:p>
     <w:p>
